--- a/releases/evt-pre-20/2026-09-30-rev-d/Программа_EVT_и_Мухоед/01_Программы_и_формы/Программа_дообучения_Мухоеда.docx
+++ b/releases/evt-pre-20/2026-09-30-rev-d/Программа_EVT_и_Мухоед/01_Программы_и_формы/Программа_дообучения_Мухоеда.docx
@@ -14,7 +14,7 @@
     <w:p>
       <w:pPr/>
       <w:r>
-        <w:t>Дионея · EVT-PRE-20 · 29 сентября 2026 года · комплект для подготовки закупки и производства</w:t>
+        <w:t>Дионея · EVT-PRE-20 · 30 сентября 2026 года · Rev D · комплект для закупки, производства и EVT</w:t>
       </w:r>
     </w:p>
     <w:p>

--- a/releases/evt-pre-20/2026-09-30-rev-d/Программа_EVT_и_Мухоед/01_Программы_и_формы/Программа_дообучения_Мухоеда.docx
+++ b/releases/evt-pre-20/2026-09-30-rev-d/Программа_EVT_и_Мухоед/01_Программы_и_формы/Программа_дообучения_Мухоеда.docx
@@ -5,99 +5,221 @@
     <w:p>
       <w:pPr>
         <w:pStyle w:val="a3"/>
-        <w:jc w:val="left"/>
+        <w:keepNext/>
+        <w:spacing w:line="240" w:lineRule="auto" w:before="0" w:after="0"/>
+        <w:ind w:firstLine="0"/>
+        <w:jc w:val="both"/>
       </w:pPr>
       <w:r>
+        <w:rPr>
+          <w:rFonts w:ascii="Times New Roman" w:hAnsi="Times New Roman" w:eastAsia="Times New Roman" w:cs="Times New Roman"/>
+          <w:b/>
+          <w:sz w:val="28"/>
+        </w:rPr>
         <w:t>Программа дополнительного дообучения Мухоеда</w:t>
       </w:r>
     </w:p>
     <w:p>
-      <w:pPr/>
+      <w:pPr>
+        <w:spacing w:line="240" w:lineRule="auto" w:before="0" w:after="0"/>
+        <w:ind w:firstLine="709"/>
+        <w:jc w:val="both"/>
+      </w:pPr>
       <w:r>
+        <w:rPr>
+          <w:rFonts w:ascii="Times New Roman" w:hAnsi="Times New Roman" w:eastAsia="Times New Roman" w:cs="Times New Roman"/>
+          <w:sz w:val="28"/>
+        </w:rPr>
         <w:t>Дионея · EVT-PRE-20 · 30 сентября 2026 года · Rev D · комплект для закупки, производства и EVT</w:t>
       </w:r>
     </w:p>
     <w:p>
-      <w:pPr/>
+      <w:pPr>
+        <w:spacing w:line="240" w:lineRule="auto" w:before="0" w:after="0"/>
+        <w:ind w:firstLine="709"/>
+        <w:jc w:val="both"/>
+      </w:pPr>
       <w:r>
+        <w:rPr>
+          <w:rFonts w:ascii="Times New Roman" w:hAnsi="Times New Roman" w:eastAsia="Times New Roman" w:cs="Times New Roman"/>
+          <w:sz w:val="28"/>
+        </w:rPr>
         <w:t>Программа задаёт сбор новых записей и проверку моделей акустического обнаружения «Мухоеда» на станциях EVT-PRE-20. Точная классификация типа БПЛА остаётся исследовательской, пока независимые подтверждённые источники и отрицательный набор не обеспечат валидацию; состояние UNKNOWN в таком случае сохраняется как корректный результат.</w:t>
       </w:r>
     </w:p>
     <w:p>
       <w:pPr>
         <w:pStyle w:val="2"/>
+        <w:keepNext/>
+        <w:spacing w:line="240" w:lineRule="auto" w:before="0" w:after="0"/>
+        <w:ind w:firstLine="0"/>
+        <w:jc w:val="both"/>
       </w:pPr>
       <w:r>
+        <w:rPr>
+          <w:rFonts w:ascii="Times New Roman" w:hAnsi="Times New Roman" w:eastAsia="Times New Roman" w:cs="Times New Roman"/>
+          <w:b/>
+          <w:sz w:val="28"/>
+        </w:rPr>
         <w:t>Текущая база и цель</w:t>
       </w:r>
     </w:p>
     <w:p>
-      <w:pPr/>
+      <w:pPr>
+        <w:spacing w:line="240" w:lineRule="auto" w:before="0" w:after="0"/>
+        <w:ind w:firstLine="709"/>
+        <w:jc w:val="both"/>
+      </w:pPr>
       <w:r>
+        <w:rPr>
+          <w:rFonts w:ascii="Times New Roman" w:hAnsi="Times New Roman" w:eastAsia="Times New Roman" w:cs="Times New Roman"/>
+          <w:sz w:val="28"/>
+        </w:rPr>
         <w:t>Репозиторий содержит признаки локального датасета, политики происхождения v0.6/v0.7, модели семейств v0.8 и temporal type v0.6/v0.7. Источник family_v08_whole_source_lofo.json фиксирует 10 верных из 24 оцениваемых независимых источников, 14 UNKNOWN; по PROP_PISTON 10 из 11. Эти результаты недостаточны для общего эксплуатационного распознавания типов.</w:t>
       </w:r>
     </w:p>
     <w:p>
-      <w:pPr/>
+      <w:pPr>
+        <w:spacing w:line="240" w:lineRule="auto" w:before="0" w:after="0"/>
+        <w:ind w:firstLine="709"/>
+        <w:jc w:val="both"/>
+      </w:pPr>
       <w:r>
-        <w:t>Цель этапа — расширить подтверждённые полевые записи БПЛА и отрицательные классы, измерить обнаружение, ложные тревоги и качество семейства по независимым источникам, затем выпустить версионированный кандидат модели только после повторяемого сравнения с текущей базой.</w:t>
+        <w:rPr>
+          <w:rFonts w:ascii="Times New Roman" w:hAnsi="Times New Roman" w:eastAsia="Times New Roman" w:cs="Times New Roman"/>
+          <w:sz w:val="28"/>
+        </w:rPr>
+        <w:t>Цель этапа – расширить подтверждённые полевые записи БПЛА и отрицательные классы, измерить обнаружение, ложные тревоги и качество семейства по независимым источникам, затем выпустить версионированный кандидат модели только после повторяемого сравнения с текущей базой.</w:t>
       </w:r>
     </w:p>
     <w:p>
       <w:pPr>
         <w:pStyle w:val="2"/>
+        <w:keepNext/>
+        <w:spacing w:line="240" w:lineRule="auto" w:before="0" w:after="0"/>
+        <w:ind w:firstLine="0"/>
+        <w:jc w:val="both"/>
       </w:pPr>
       <w:r>
+        <w:rPr>
+          <w:rFonts w:ascii="Times New Roman" w:hAnsi="Times New Roman" w:eastAsia="Times New Roman" w:cs="Times New Roman"/>
+          <w:b/>
+          <w:sz w:val="28"/>
+        </w:rPr>
         <w:t>Сбор и разметка данных</w:t>
       </w:r>
     </w:p>
     <w:p>
-      <w:pPr/>
+      <w:pPr>
+        <w:spacing w:line="240" w:lineRule="auto" w:before="0" w:after="0"/>
+        <w:ind w:firstLine="709"/>
+        <w:jc w:val="both"/>
+      </w:pPr>
       <w:r>
+        <w:rPr>
+          <w:rFonts w:ascii="Times New Roman" w:hAnsi="Times New Roman" w:eastAsia="Times New Roman" w:cs="Times New Roman"/>
+          <w:sz w:val="28"/>
+        </w:rPr>
         <w:t>Записывать синхронные четыре канала с серийным номером станции, версией корпуса, микрофона, жгута, прошивки, места, времени GNSS, расстояния, направления, погодой, скоростью ветра, источником подтверждения типа и разрешением на использование. Хранить исходный звук и производные признаки раздельно; секреты станции и персональные данные исключать из обучающего архива.</w:t>
       </w:r>
     </w:p>
     <w:p>
-      <w:pPr/>
+      <w:pPr>
+        <w:spacing w:line="240" w:lineRule="auto" w:before="0" w:after="0"/>
+        <w:ind w:firstLine="709"/>
+        <w:jc w:val="both"/>
+      </w:pPr>
       <w:r>
+        <w:rPr>
+          <w:rFonts w:ascii="Times New Roman" w:hAnsi="Times New Roman" w:eastAsia="Times New Roman" w:cs="Times New Roman"/>
+          <w:sz w:val="28"/>
+        </w:rPr>
         <w:t>Собирать не только положительные пролёты, но и ветер, дождь, птиц, насекомых, транспорт, тракторы, самолёты, вертолёты и городскую технику. Метка типа допускается как confirmed только при независимом подтверждении; сомнительное видео/аудио помечать weak/provisional и не использовать в валидации. Один вылет, источник или исходная запись не должны попадать одновременно в train и validation.</w:t>
       </w:r>
     </w:p>
     <w:p>
       <w:pPr>
         <w:pStyle w:val="2"/>
+        <w:keepNext/>
+        <w:spacing w:line="240" w:lineRule="auto" w:before="0" w:after="0"/>
+        <w:ind w:firstLine="0"/>
+        <w:jc w:val="both"/>
       </w:pPr>
       <w:r>
+        <w:rPr>
+          <w:rFonts w:ascii="Times New Roman" w:hAnsi="Times New Roman" w:eastAsia="Times New Roman" w:cs="Times New Roman"/>
+          <w:b/>
+          <w:sz w:val="28"/>
+        </w:rPr>
         <w:t>Дообучение и проверка</w:t>
       </w:r>
     </w:p>
     <w:p>
-      <w:pPr/>
+      <w:pPr>
+        <w:spacing w:line="240" w:lineRule="auto" w:before="0" w:after="0"/>
+        <w:ind w:firstLine="709"/>
+        <w:jc w:val="both"/>
+      </w:pPr>
       <w:r>
+        <w:rPr>
+          <w:rFonts w:ascii="Times New Roman" w:hAnsi="Times New Roman" w:eastAsia="Times New Roman" w:cs="Times New Roman"/>
+          <w:sz w:val="28"/>
+        </w:rPr>
         <w:t>Сначала заморозить исходный датасет, политику прав и SHA-256, затем построить признаки тем же кодом и с теми же окнами, что использует сервер. Разделять данные по независимому источнику, а не по соседним окнам одной записи. Обучить baseline и кандидат; сравнить recall/Pd, FAR за час, precision, долю UNKNOWN, latency, калибровку confidence и матрицы ошибок по среде, корпусу, расстоянию и типу.</w:t>
       </w:r>
     </w:p>
     <w:p>
-      <w:pPr/>
+      <w:pPr>
+        <w:spacing w:line="240" w:lineRule="auto" w:before="0" w:after="0"/>
+        <w:ind w:firstLine="709"/>
+        <w:jc w:val="both"/>
+      </w:pPr>
       <w:r>
+        <w:rPr>
+          <w:rFonts w:ascii="Times New Roman" w:hAnsi="Times New Roman" w:eastAsia="Times New Roman" w:cs="Times New Roman"/>
+          <w:sz w:val="28"/>
+        </w:rPr>
         <w:t>Провести leave-one-source-out и отдельный слепой полевой набор. Политика кода type_readiness.py по умолчанию требует не менее трёх подтверждённых и трёх независимых validation-источников для каждого сравниваемого типа. Пока этот порог или утверждённые пользователем Pd/FAR не выполнены, точный тип публикуется только как исследовательская гипотеза или UNKNOWN.</w:t>
       </w:r>
     </w:p>
     <w:p>
       <w:pPr>
         <w:pStyle w:val="2"/>
+        <w:keepNext/>
+        <w:spacing w:line="240" w:lineRule="auto" w:before="0" w:after="0"/>
+        <w:ind w:firstLine="0"/>
+        <w:jc w:val="both"/>
       </w:pPr>
       <w:r>
+        <w:rPr>
+          <w:rFonts w:ascii="Times New Roman" w:hAnsi="Times New Roman" w:eastAsia="Times New Roman" w:cs="Times New Roman"/>
+          <w:b/>
+          <w:sz w:val="28"/>
+        </w:rPr>
         <w:t>Выпуск модели и отчётность</w:t>
       </w:r>
     </w:p>
     <w:p>
-      <w:pPr/>
+      <w:pPr>
+        <w:spacing w:line="240" w:lineRule="auto" w:before="0" w:after="0"/>
+        <w:ind w:firstLine="709"/>
+        <w:jc w:val="both"/>
+      </w:pPr>
       <w:r>
+        <w:rPr>
+          <w:rFonts w:ascii="Times New Roman" w:hAnsi="Times New Roman" w:eastAsia="Times New Roman" w:cs="Times New Roman"/>
+          <w:sz w:val="28"/>
+        </w:rPr>
         <w:t>Отчёт содержит реестр источников и лицензий, правила разметки, контроль утечек, версии скриптов/датасета/модели, метрики по источникам, анализ ошибок и откат. Серверный replay и полевой EVT оцениваются отдельно. Модель переводится в пилот только после независимой проверки целевых Pd/FAR и отсутствия регрессии критических отрицательных классов; при провале сохраняется предыдущая модель.</w:t>
       </w:r>
     </w:p>
     <w:sectPr>
+      <w:headerReference w:type="default" r:id="rId7"/>
+      <w:footerReference w:type="default" r:id="rId8"/>
+      <w:headerReference w:type="first" r:id="rId9"/>
+      <w:footerReference w:type="first" r:id="rId10"/>
+      <w:headerReference w:type="even" r:id="rId11"/>
+      <w:footerReference w:type="even" r:id="rId12"/>
       <w:pgSz w:w="11906" w:h="16838"/>
       <w:pgMar w:top="1134" w:right="850" w:bottom="1134" w:left="1701" w:header="708" w:footer="708" w:gutter="0"/>
       <w:cols w:space="720"/>
@@ -105,6 +227,84 @@
     </w:sectPr>
   </w:body>
 </w:document>
+</file>
+
+<file path=word/footer1.xml><?xml version="1.0" encoding="utf-8"?>
+<w:ftr xmlns:m="http://schemas.openxmlformats.org/officeDocument/2006/math" xmlns:mc="http://schemas.openxmlformats.org/markup-compatibility/2006" xmlns:mo="http://schemas.microsoft.com/office/mac/office/2008/main" xmlns:mv="urn:schemas-microsoft-com:mac:vml" xmlns:o="urn:schemas-microsoft-com:office:office" xmlns:r="http://schemas.openxmlformats.org/officeDocument/2006/relationships" xmlns:v="urn:schemas-microsoft-com:vml" xmlns:w10="urn:schemas-microsoft-com:office:word" xmlns:w14="http://schemas.microsoft.com/office/word/2010/wordml" xmlns:w="http://schemas.openxmlformats.org/wordprocessingml/2006/main" xmlns:wne="http://schemas.microsoft.com/office/word/2006/wordml" xmlns:wp14="http://schemas.microsoft.com/office/word/2010/wordprocessingDrawing" xmlns:wp="http://schemas.openxmlformats.org/drawingml/2006/wordprocessingDrawing" xmlns:wpc="http://schemas.microsoft.com/office/word/2010/wordprocessingCanvas" xmlns:wpg="http://schemas.microsoft.com/office/word/2010/wordprocessingGroup" xmlns:wpi="http://schemas.microsoft.com/office/word/2010/wordprocessingInk" xmlns:wps="http://schemas.microsoft.com/office/word/2010/wordprocessingShape" mc:Ignorable="w14 wp14">
+  <w:p>
+    <w:pPr>
+      <w:pStyle w:val="Footer"/>
+      <w:spacing w:line="240" w:lineRule="auto" w:before="0" w:after="0"/>
+      <w:ind w:firstLine="709"/>
+      <w:jc w:val="both"/>
+    </w:pPr>
+  </w:p>
+</w:ftr>
+</file>
+
+<file path=word/footer2.xml><?xml version="1.0" encoding="utf-8"?>
+<w:ftr xmlns:m="http://schemas.openxmlformats.org/officeDocument/2006/math" xmlns:mc="http://schemas.openxmlformats.org/markup-compatibility/2006" xmlns:mo="http://schemas.microsoft.com/office/mac/office/2008/main" xmlns:mv="urn:schemas-microsoft-com:mac:vml" xmlns:o="urn:schemas-microsoft-com:office:office" xmlns:r="http://schemas.openxmlformats.org/officeDocument/2006/relationships" xmlns:v="urn:schemas-microsoft-com:vml" xmlns:w10="urn:schemas-microsoft-com:office:word" xmlns:w14="http://schemas.microsoft.com/office/word/2010/wordml" xmlns:w="http://schemas.openxmlformats.org/wordprocessingml/2006/main" xmlns:wne="http://schemas.microsoft.com/office/word/2006/wordml" xmlns:wp14="http://schemas.microsoft.com/office/word/2010/wordprocessingDrawing" xmlns:wp="http://schemas.openxmlformats.org/drawingml/2006/wordprocessingDrawing" xmlns:wpc="http://schemas.microsoft.com/office/word/2010/wordprocessingCanvas" xmlns:wpg="http://schemas.microsoft.com/office/word/2010/wordprocessingGroup" xmlns:wpi="http://schemas.microsoft.com/office/word/2010/wordprocessingInk" xmlns:wps="http://schemas.microsoft.com/office/word/2010/wordprocessingShape" mc:Ignorable="w14 wp14">
+  <w:p>
+    <w:pPr>
+      <w:pStyle w:val="Footer"/>
+      <w:spacing w:line="240" w:lineRule="auto" w:before="0" w:after="0"/>
+      <w:ind w:firstLine="709"/>
+      <w:jc w:val="both"/>
+    </w:pPr>
+  </w:p>
+</w:ftr>
+</file>
+
+<file path=word/footer3.xml><?xml version="1.0" encoding="utf-8"?>
+<w:ftr xmlns:m="http://schemas.openxmlformats.org/officeDocument/2006/math" xmlns:mc="http://schemas.openxmlformats.org/markup-compatibility/2006" xmlns:mo="http://schemas.microsoft.com/office/mac/office/2008/main" xmlns:mv="urn:schemas-microsoft-com:mac:vml" xmlns:o="urn:schemas-microsoft-com:office:office" xmlns:r="http://schemas.openxmlformats.org/officeDocument/2006/relationships" xmlns:v="urn:schemas-microsoft-com:vml" xmlns:w10="urn:schemas-microsoft-com:office:word" xmlns:w14="http://schemas.microsoft.com/office/word/2010/wordml" xmlns:w="http://schemas.openxmlformats.org/wordprocessingml/2006/main" xmlns:wne="http://schemas.microsoft.com/office/word/2006/wordml" xmlns:wp14="http://schemas.microsoft.com/office/word/2010/wordprocessingDrawing" xmlns:wp="http://schemas.openxmlformats.org/drawingml/2006/wordprocessingDrawing" xmlns:wpc="http://schemas.microsoft.com/office/word/2010/wordprocessingCanvas" xmlns:wpg="http://schemas.microsoft.com/office/word/2010/wordprocessingGroup" xmlns:wpi="http://schemas.microsoft.com/office/word/2010/wordprocessingInk" xmlns:wps="http://schemas.microsoft.com/office/word/2010/wordprocessingShape" mc:Ignorable="w14 wp14">
+  <w:p>
+    <w:pPr>
+      <w:pStyle w:val="Footer"/>
+      <w:spacing w:line="240" w:lineRule="auto" w:before="0" w:after="0"/>
+      <w:ind w:firstLine="709"/>
+      <w:jc w:val="both"/>
+    </w:pPr>
+  </w:p>
+</w:ftr>
+</file>
+
+<file path=word/header1.xml><?xml version="1.0" encoding="utf-8"?>
+<w:hdr xmlns:m="http://schemas.openxmlformats.org/officeDocument/2006/math" xmlns:mc="http://schemas.openxmlformats.org/markup-compatibility/2006" xmlns:mo="http://schemas.microsoft.com/office/mac/office/2008/main" xmlns:mv="urn:schemas-microsoft-com:mac:vml" xmlns:o="urn:schemas-microsoft-com:office:office" xmlns:r="http://schemas.openxmlformats.org/officeDocument/2006/relationships" xmlns:v="urn:schemas-microsoft-com:vml" xmlns:w10="urn:schemas-microsoft-com:office:word" xmlns:w14="http://schemas.microsoft.com/office/word/2010/wordml" xmlns:w="http://schemas.openxmlformats.org/wordprocessingml/2006/main" xmlns:wne="http://schemas.microsoft.com/office/word/2006/wordml" xmlns:wp14="http://schemas.microsoft.com/office/word/2010/wordprocessingDrawing" xmlns:wp="http://schemas.openxmlformats.org/drawingml/2006/wordprocessingDrawing" xmlns:wpc="http://schemas.microsoft.com/office/word/2010/wordprocessingCanvas" xmlns:wpg="http://schemas.microsoft.com/office/word/2010/wordprocessingGroup" xmlns:wpi="http://schemas.microsoft.com/office/word/2010/wordprocessingInk" xmlns:wps="http://schemas.microsoft.com/office/word/2010/wordprocessingShape" mc:Ignorable="w14 wp14">
+  <w:p>
+    <w:pPr>
+      <w:pStyle w:val="Header"/>
+      <w:spacing w:line="240" w:lineRule="auto" w:before="0" w:after="0"/>
+      <w:ind w:firstLine="709"/>
+      <w:jc w:val="both"/>
+    </w:pPr>
+  </w:p>
+</w:hdr>
+</file>
+
+<file path=word/header2.xml><?xml version="1.0" encoding="utf-8"?>
+<w:hdr xmlns:m="http://schemas.openxmlformats.org/officeDocument/2006/math" xmlns:mc="http://schemas.openxmlformats.org/markup-compatibility/2006" xmlns:mo="http://schemas.microsoft.com/office/mac/office/2008/main" xmlns:mv="urn:schemas-microsoft-com:mac:vml" xmlns:o="urn:schemas-microsoft-com:office:office" xmlns:r="http://schemas.openxmlformats.org/officeDocument/2006/relationships" xmlns:v="urn:schemas-microsoft-com:vml" xmlns:w10="urn:schemas-microsoft-com:office:word" xmlns:w14="http://schemas.microsoft.com/office/word/2010/wordml" xmlns:w="http://schemas.openxmlformats.org/wordprocessingml/2006/main" xmlns:wne="http://schemas.microsoft.com/office/word/2006/wordml" xmlns:wp14="http://schemas.microsoft.com/office/word/2010/wordprocessingDrawing" xmlns:wp="http://schemas.openxmlformats.org/drawingml/2006/wordprocessingDrawing" xmlns:wpc="http://schemas.microsoft.com/office/word/2010/wordprocessingCanvas" xmlns:wpg="http://schemas.microsoft.com/office/word/2010/wordprocessingGroup" xmlns:wpi="http://schemas.microsoft.com/office/word/2010/wordprocessingInk" xmlns:wps="http://schemas.microsoft.com/office/word/2010/wordprocessingShape" mc:Ignorable="w14 wp14">
+  <w:p>
+    <w:pPr>
+      <w:pStyle w:val="Header"/>
+      <w:spacing w:line="240" w:lineRule="auto" w:before="0" w:after="0"/>
+      <w:ind w:firstLine="709"/>
+      <w:jc w:val="both"/>
+    </w:pPr>
+  </w:p>
+</w:hdr>
+</file>
+
+<file path=word/header3.xml><?xml version="1.0" encoding="utf-8"?>
+<w:hdr xmlns:m="http://schemas.openxmlformats.org/officeDocument/2006/math" xmlns:mc="http://schemas.openxmlformats.org/markup-compatibility/2006" xmlns:mo="http://schemas.microsoft.com/office/mac/office/2008/main" xmlns:mv="urn:schemas-microsoft-com:mac:vml" xmlns:o="urn:schemas-microsoft-com:office:office" xmlns:r="http://schemas.openxmlformats.org/officeDocument/2006/relationships" xmlns:v="urn:schemas-microsoft-com:vml" xmlns:w10="urn:schemas-microsoft-com:office:word" xmlns:w14="http://schemas.microsoft.com/office/word/2010/wordml" xmlns:w="http://schemas.openxmlformats.org/wordprocessingml/2006/main" xmlns:wne="http://schemas.microsoft.com/office/word/2006/wordml" xmlns:wp14="http://schemas.microsoft.com/office/word/2010/wordprocessingDrawing" xmlns:wp="http://schemas.openxmlformats.org/drawingml/2006/wordprocessingDrawing" xmlns:wpc="http://schemas.microsoft.com/office/word/2010/wordprocessingCanvas" xmlns:wpg="http://schemas.microsoft.com/office/word/2010/wordprocessingGroup" xmlns:wpi="http://schemas.microsoft.com/office/word/2010/wordprocessingInk" xmlns:wps="http://schemas.microsoft.com/office/word/2010/wordprocessingShape" mc:Ignorable="w14 wp14">
+  <w:p>
+    <w:pPr>
+      <w:pStyle w:val="Header"/>
+      <w:spacing w:line="240" w:lineRule="auto" w:before="0" w:after="0"/>
+      <w:ind w:firstLine="709"/>
+      <w:jc w:val="both"/>
+    </w:pPr>
+  </w:p>
+</w:hdr>
 </file>
 
 <file path=word/numbering.xml><?xml version="1.0" encoding="utf-8"?>
@@ -713,18 +913,32 @@
   <w:style w:type="paragraph" w:default="1" w:styleId="a">
     <w:name w:val="Normal"/>
     <w:qFormat/>
+    <w:pPr>
+      <w:spacing w:line="240" w:lineRule="auto" w:before="0" w:after="0"/>
+      <w:ind w:firstLine="709"/>
+      <w:jc w:val="both"/>
+    </w:pPr>
+    <w:rPr>
+      <w:rFonts w:ascii="Times New Roman" w:hAnsi="Times New Roman"/>
+      <w:b w:val="0"/>
+      <w:sz w:val="28"/>
+    </w:rPr>
   </w:style>
   <w:style w:type="paragraph" w:styleId="1">
     <w:name w:val="heading 1"/>
     <w:qFormat/>
     <w:pPr>
+      <w:spacing w:line="240" w:lineRule="auto" w:before="0" w:after="0"/>
+      <w:ind w:firstLine="709"/>
+      <w:jc w:val="both"/>
       <w:outlineLvl w:val="0"/>
     </w:pPr>
     <w:rPr>
+      <w:rFonts w:ascii="Times New Roman" w:hAnsi="Times New Roman"/>
       <w:b/>
       <w:bCs/>
       <w:color w:val="000000"/>
-      <w:sz w:val="32"/>
+      <w:sz w:val="28"/>
       <w:szCs w:val="32"/>
     </w:rPr>
   </w:style>
@@ -732,23 +946,33 @@
     <w:name w:val="heading 2"/>
     <w:qFormat/>
     <w:pPr>
+      <w:spacing w:line="240" w:lineRule="auto" w:before="0" w:after="0"/>
+      <w:ind w:firstLine="709"/>
+      <w:jc w:val="both"/>
       <w:outlineLvl w:val="1"/>
     </w:pPr>
     <w:rPr>
+      <w:rFonts w:ascii="Times New Roman" w:hAnsi="Times New Roman"/>
       <w:b/>
       <w:bCs/>
       <w:color w:val="000000"/>
+      <w:sz w:val="28"/>
     </w:rPr>
   </w:style>
   <w:style w:type="paragraph" w:styleId="3">
     <w:name w:val="heading 3"/>
     <w:qFormat/>
     <w:pPr>
+      <w:spacing w:line="240" w:lineRule="auto" w:before="0" w:after="0"/>
+      <w:ind w:firstLine="709"/>
+      <w:jc w:val="both"/>
       <w:outlineLvl w:val="2"/>
     </w:pPr>
     <w:rPr>
+      <w:rFonts w:ascii="Times New Roman" w:hAnsi="Times New Roman"/>
+      <w:b/>
       <w:color w:val="1F4D78"/>
-      <w:sz w:val="24"/>
+      <w:sz w:val="28"/>
       <w:szCs w:val="24"/>
     </w:rPr>
   </w:style>
@@ -756,32 +980,50 @@
     <w:name w:val="heading 4"/>
     <w:qFormat/>
     <w:pPr>
+      <w:spacing w:line="240" w:lineRule="auto" w:before="0" w:after="0"/>
+      <w:ind w:firstLine="709"/>
+      <w:jc w:val="both"/>
       <w:outlineLvl w:val="3"/>
     </w:pPr>
     <w:rPr>
+      <w:rFonts w:ascii="Times New Roman" w:hAnsi="Times New Roman"/>
+      <w:b/>
       <w:i/>
       <w:iCs/>
       <w:color w:val="2E74B5"/>
+      <w:sz w:val="28"/>
     </w:rPr>
   </w:style>
   <w:style w:type="paragraph" w:styleId="5">
     <w:name w:val="heading 5"/>
     <w:qFormat/>
     <w:pPr>
+      <w:spacing w:line="240" w:lineRule="auto" w:before="0" w:after="0"/>
+      <w:ind w:firstLine="709"/>
+      <w:jc w:val="both"/>
       <w:outlineLvl w:val="4"/>
     </w:pPr>
     <w:rPr>
+      <w:rFonts w:ascii="Times New Roman" w:hAnsi="Times New Roman"/>
+      <w:b/>
       <w:color w:val="2E74B5"/>
+      <w:sz w:val="28"/>
     </w:rPr>
   </w:style>
   <w:style w:type="paragraph" w:styleId="6">
     <w:name w:val="heading 6"/>
     <w:qFormat/>
     <w:pPr>
+      <w:spacing w:line="240" w:lineRule="auto" w:before="0" w:after="0"/>
+      <w:ind w:firstLine="709"/>
+      <w:jc w:val="both"/>
       <w:outlineLvl w:val="5"/>
     </w:pPr>
     <w:rPr>
+      <w:rFonts w:ascii="Times New Roman" w:hAnsi="Times New Roman"/>
+      <w:b/>
       <w:color w:val="1F4D78"/>
+      <w:sz w:val="28"/>
     </w:rPr>
   </w:style>
   <w:style w:type="character" w:default="1" w:styleId="a0">
@@ -814,24 +1056,47 @@
   <w:style w:type="paragraph" w:styleId="a3">
     <w:name w:val="Title"/>
     <w:qFormat/>
-    <w:rPr>
-      <w:rFonts w:ascii="Arial" w:hAnsi="Arial"/>
+    <w:pPr>
+      <w:spacing w:line="240" w:lineRule="auto" w:before="0" w:after="0"/>
+      <w:ind w:firstLine="709"/>
+      <w:jc w:val="both"/>
+    </w:pPr>
+    <w:rPr>
+      <w:rFonts w:ascii="Times New Roman" w:hAnsi="Times New Roman"/>
+      <w:b/>
       <w:color w:val="000000"/>
-      <w:sz w:val="36"/>
+      <w:sz w:val="28"/>
       <w:szCs w:val="56"/>
     </w:rPr>
   </w:style>
   <w:style w:type="paragraph" w:customStyle="1" w:styleId="10">
     <w:name w:val="Строгий1"/>
     <w:qFormat/>
-    <w:rPr>
-      <w:b/>
+    <w:pPr>
+      <w:spacing w:line="240" w:lineRule="auto" w:before="0" w:after="0"/>
+      <w:ind w:firstLine="709"/>
+      <w:jc w:val="both"/>
+    </w:pPr>
+    <w:rPr>
+      <w:rFonts w:ascii="Times New Roman" w:hAnsi="Times New Roman"/>
+      <w:b w:val="0"/>
       <w:bCs/>
+      <w:sz w:val="28"/>
     </w:rPr>
   </w:style>
   <w:style w:type="paragraph" w:styleId="a4">
     <w:name w:val="List Paragraph"/>
     <w:qFormat/>
+    <w:pPr>
+      <w:spacing w:line="240" w:lineRule="auto" w:before="0" w:after="0"/>
+      <w:ind w:firstLine="709"/>
+      <w:jc w:val="both"/>
+    </w:pPr>
+    <w:rPr>
+      <w:rFonts w:ascii="Times New Roman" w:hAnsi="Times New Roman"/>
+      <w:b w:val="0"/>
+      <w:sz w:val="28"/>
+    </w:rPr>
   </w:style>
   <w:style w:type="character" w:styleId="a5">
     <w:name w:val="Hyperlink"/>
@@ -857,8 +1122,15 @@
     <w:uiPriority w:val="99"/>
     <w:semiHidden/>
     <w:unhideWhenUsed/>
-    <w:rPr>
-      <w:sz w:val="20"/>
+    <w:pPr>
+      <w:spacing w:line="240" w:lineRule="auto" w:before="0" w:after="0"/>
+      <w:ind w:firstLine="709"/>
+      <w:jc w:val="both"/>
+    </w:pPr>
+    <w:rPr>
+      <w:rFonts w:ascii="Times New Roman" w:hAnsi="Times New Roman"/>
+      <w:b w:val="0"/>
+      <w:sz w:val="28"/>
       <w:szCs w:val="20"/>
     </w:rPr>
   </w:style>
@@ -888,8 +1160,15 @@
     <w:uiPriority w:val="99"/>
     <w:semiHidden/>
     <w:unhideWhenUsed/>
-    <w:rPr>
-      <w:sz w:val="20"/>
+    <w:pPr>
+      <w:spacing w:line="240" w:lineRule="auto" w:before="0" w:after="0"/>
+      <w:ind w:firstLine="709"/>
+      <w:jc w:val="both"/>
+    </w:pPr>
+    <w:rPr>
+      <w:rFonts w:ascii="Times New Roman" w:hAnsi="Times New Roman"/>
+      <w:b w:val="0"/>
+      <w:sz w:val="28"/>
       <w:szCs w:val="20"/>
     </w:rPr>
   </w:style>
